--- a/flow/20230927_hours/drafts/2024-05-g/14.05.docx
+++ b/flow/20230927_hours/drafts/2024-05-g/14.05.docx
@@ -1529,15 +1529,7 @@
           <w:sz w:val="24"/>
           <w:highlight w:val="white"/>
         </w:rPr>
-        <w:t>Мученик Твій, Господи, Ісидор,* у стражданнях своїх прийняв вінці нетлінні від тебе, Бога нашого.* Мавши бо кріпость твою, мучителів подолав,* сокрушив і демонів зухвальства безсильні.* Його молитвами спаси душ</w:t>
-      </w:r>
-      <w:r>
-        <w:rPr>
-          <w:rFonts w:ascii="Times New Roman" w:hAnsi="Times New Roman"/>
-          <w:sz w:val="24"/>
-          <w:highlight w:val="white"/>
-        </w:rPr>
-        <w:t>і наші.</w:t>
+        <w:t>Мученик Твій, Господи, Ісидор,* у стражданнях своїх прийняв вінці нетлінні від тебе, Бога нашого.* Мавши бо кріпость твою, мучителів подолав,* сокрушив і демонів зухвальства безсильні.* Його молитвами спаси душі наші.</w:t>
       </w:r>
     </w:p>
     <w:p>
@@ -1995,63 +1987,7 @@
           <w:rFonts w:ascii="Times New Roman" w:hAnsi="Times New Roman"/>
           <w:sz w:val="24"/>
         </w:rPr>
-        <w:t xml:space="preserve"> Управителем превеликим явився єси* </w:t>
-      </w:r>
-      <w:r>
-        <w:rPr>
-          <w:rFonts w:ascii="Times New Roman" w:hAnsi="Times New Roman"/>
-          <w:sz w:val="24"/>
-        </w:rPr>
-        <w:t>вселенній</w:t>
-      </w:r>
-      <w:r>
-        <w:rPr>
-          <w:rFonts w:ascii="Times New Roman" w:hAnsi="Times New Roman"/>
-          <w:sz w:val="24"/>
-        </w:rPr>
-        <w:t xml:space="preserve">, святий, молитвами твоїми до Бога.* Тому й оспівуємо тебе </w:t>
-      </w:r>
-      <w:r>
-        <w:rPr>
-          <w:rFonts w:ascii="Times New Roman" w:hAnsi="Times New Roman"/>
-          <w:sz w:val="24"/>
-        </w:rPr>
-        <w:t>днесь</w:t>
-      </w:r>
-      <w:r>
-        <w:rPr>
-          <w:rFonts w:ascii="Times New Roman" w:hAnsi="Times New Roman"/>
-          <w:sz w:val="24"/>
-        </w:rPr>
-        <w:t xml:space="preserve">,* мученику </w:t>
-      </w:r>
-      <w:r>
-        <w:rPr>
-          <w:rFonts w:ascii="Times New Roman" w:hAnsi="Times New Roman"/>
-          <w:sz w:val="24"/>
-        </w:rPr>
-        <w:t>богомудрий</w:t>
-      </w:r>
-      <w:r>
-        <w:rPr>
-          <w:rFonts w:ascii="Times New Roman" w:hAnsi="Times New Roman"/>
-          <w:sz w:val="24"/>
-        </w:rPr>
-        <w:t xml:space="preserve">, </w:t>
-      </w:r>
-      <w:r>
-        <w:rPr>
-          <w:rFonts w:ascii="Times New Roman" w:hAnsi="Times New Roman"/>
-          <w:sz w:val="24"/>
-        </w:rPr>
-        <w:t>Ісидоре</w:t>
-      </w:r>
-      <w:r>
-        <w:rPr>
-          <w:rFonts w:ascii="Times New Roman" w:hAnsi="Times New Roman"/>
-          <w:sz w:val="24"/>
-        </w:rPr>
-        <w:t xml:space="preserve"> преславний.</w:t>
+        <w:t xml:space="preserve"> Управителем превеликим явився єси* вселенній, святий, молитвами твоїми до Бога.* Тому й оспівуємо тебе днесь,* мученику богомудрий, Ісидоре преславний.</w:t>
       </w:r>
     </w:p>
     <w:p>
@@ -7241,15 +7177,7 @@
           <w:sz w:val="24"/>
           <w:highlight w:val="white"/>
         </w:rPr>
-        <w:t>Мученик Твій, Господи, Ісидор,* у стражданнях своїх прийняв вінці нетлінні від тебе, Бога нашого.* Мавши бо кріпость твою, мучителів подолав,* сокрушив і демонів зухвальства безсильні.* Його молитвами спаси душ</w:t>
-      </w:r>
-      <w:r>
-        <w:rPr>
-          <w:rFonts w:ascii="Times New Roman" w:hAnsi="Times New Roman"/>
-          <w:sz w:val="24"/>
-          <w:highlight w:val="white"/>
-        </w:rPr>
-        <w:t>і наші.</w:t>
+        <w:t>Мученик Твій, Господи, Ісидор,* у стражданнях своїх прийняв вінці нетлінні від тебе, Бога нашого.* Мавши бо кріпость твою, мучителів подолав,* сокрушив і демонів зухвальства безсильні.* Його молитвами спаси душі наші.</w:t>
       </w:r>
     </w:p>
     <w:p>
@@ -7751,63 +7679,7 @@
           <w:rFonts w:ascii="Times New Roman" w:hAnsi="Times New Roman"/>
           <w:sz w:val="24"/>
         </w:rPr>
-        <w:t xml:space="preserve"> Управителем превеликим явився єси* </w:t>
-      </w:r>
-      <w:r>
-        <w:rPr>
-          <w:rFonts w:ascii="Times New Roman" w:hAnsi="Times New Roman"/>
-          <w:sz w:val="24"/>
-        </w:rPr>
-        <w:t>вселенній</w:t>
-      </w:r>
-      <w:r>
-        <w:rPr>
-          <w:rFonts w:ascii="Times New Roman" w:hAnsi="Times New Roman"/>
-          <w:sz w:val="24"/>
-        </w:rPr>
-        <w:t xml:space="preserve">, святий, молитвами твоїми до Бога.* Тому й оспівуємо тебе </w:t>
-      </w:r>
-      <w:r>
-        <w:rPr>
-          <w:rFonts w:ascii="Times New Roman" w:hAnsi="Times New Roman"/>
-          <w:sz w:val="24"/>
-        </w:rPr>
-        <w:t>днесь</w:t>
-      </w:r>
-      <w:r>
-        <w:rPr>
-          <w:rFonts w:ascii="Times New Roman" w:hAnsi="Times New Roman"/>
-          <w:sz w:val="24"/>
-        </w:rPr>
-        <w:t xml:space="preserve">,* мученику </w:t>
-      </w:r>
-      <w:r>
-        <w:rPr>
-          <w:rFonts w:ascii="Times New Roman" w:hAnsi="Times New Roman"/>
-          <w:sz w:val="24"/>
-        </w:rPr>
-        <w:t>богомудрий</w:t>
-      </w:r>
-      <w:r>
-        <w:rPr>
-          <w:rFonts w:ascii="Times New Roman" w:hAnsi="Times New Roman"/>
-          <w:sz w:val="24"/>
-        </w:rPr>
-        <w:t xml:space="preserve">, </w:t>
-      </w:r>
-      <w:r>
-        <w:rPr>
-          <w:rFonts w:ascii="Times New Roman" w:hAnsi="Times New Roman"/>
-          <w:sz w:val="24"/>
-        </w:rPr>
-        <w:t>Ісидоре</w:t>
-      </w:r>
-      <w:r>
-        <w:rPr>
-          <w:rFonts w:ascii="Times New Roman" w:hAnsi="Times New Roman"/>
-          <w:sz w:val="24"/>
-        </w:rPr>
-        <w:t xml:space="preserve"> преславний.</w:t>
+        <w:t xml:space="preserve"> Управителем превеликим явився єси* вселенній, святий, молитвами твоїми до Бога.* Тому й оспівуємо тебе днесь,* мученику богомудрий, Ісидоре преславний.</w:t>
       </w:r>
     </w:p>
     <w:p>

--- a/flow/20230927_hours/drafts/2024-05-g/14.05.docx
+++ b/flow/20230927_hours/drafts/2024-05-g/14.05.docx
@@ -1508,28 +1508,50 @@
         <w:rPr>
           <w:rFonts w:ascii="Times New Roman" w:hAnsi="Times New Roman"/>
           <w:i/>
-          <w:color w:val="FF0000"/>
-          <w:sz w:val="24"/>
-          <w:highlight w:val="white"/>
+          <w:color w:val="FF4400"/>
+          <w:sz w:val="24"/>
         </w:rPr>
         <w:t>Тропар (г. 4):</w:t>
       </w:r>
       <w:r>
         <w:rPr>
           <w:rFonts w:ascii="Times New Roman" w:hAnsi="Times New Roman"/>
-          <w:color w:val="FF0000"/>
-          <w:sz w:val="24"/>
-          <w:highlight w:val="white"/>
-        </w:rPr>
-        <w:t xml:space="preserve"> </w:t>
-      </w:r>
-      <w:r>
-        <w:rPr>
-          <w:rFonts w:ascii="Times New Roman" w:hAnsi="Times New Roman"/>
-          <w:sz w:val="24"/>
-          <w:highlight w:val="white"/>
-        </w:rPr>
-        <w:t>Мученик Твій, Господи, Ісидор,* у стражданнях своїх прийняв вінці нетлінні від тебе, Бога нашого.* Мавши бо кріпость твою, мучителів подолав,* сокрушив і демонів зухвальства безсильні.* Його молитвами спаси душі наші.</w:t>
+          <w:color w:val="333333"/>
+          <w:sz w:val="24"/>
+        </w:rPr>
+        <w:t xml:space="preserve"> Вознісся Ти у славі, Христе Боже наш,* радість сотворивши ученикам </w:t>
+      </w:r>
+      <w:r>
+        <w:rPr>
+          <w:rFonts w:ascii="Times New Roman" w:hAnsi="Times New Roman"/>
+          <w:color w:val="333333"/>
+          <w:sz w:val="24"/>
+        </w:rPr>
+        <w:t>обітуванням</w:t>
+      </w:r>
+      <w:r>
+        <w:rPr>
+          <w:rFonts w:ascii="Times New Roman" w:hAnsi="Times New Roman"/>
+          <w:color w:val="333333"/>
+          <w:sz w:val="24"/>
+        </w:rPr>
+        <w:t xml:space="preserve"> Святого Духа,* утвердивши їх благословенням,* бо Ти єси Син Божий, </w:t>
+      </w:r>
+      <w:r>
+        <w:rPr>
+          <w:rFonts w:ascii="Times New Roman" w:hAnsi="Times New Roman"/>
+          <w:color w:val="333333"/>
+          <w:sz w:val="24"/>
+        </w:rPr>
+        <w:t>ізбавитель</w:t>
+      </w:r>
+      <w:r>
+        <w:rPr>
+          <w:rFonts w:ascii="Times New Roman" w:hAnsi="Times New Roman"/>
+          <w:color w:val="333333"/>
+          <w:sz w:val="24"/>
+        </w:rPr>
+        <w:t xml:space="preserve"> світу.</w:t>
       </w:r>
     </w:p>
     <w:p>
@@ -1977,17 +1999,18 @@
         <w:rPr>
           <w:rFonts w:ascii="Times New Roman" w:hAnsi="Times New Roman"/>
           <w:i/>
-          <w:color w:val="FF0000"/>
-          <w:sz w:val="24"/>
-        </w:rPr>
-        <w:t>Кондак (г. 4):</w:t>
-      </w:r>
-      <w:r>
-        <w:rPr>
-          <w:rFonts w:ascii="Times New Roman" w:hAnsi="Times New Roman"/>
-          <w:sz w:val="24"/>
-        </w:rPr>
-        <w:t xml:space="preserve"> Управителем превеликим явився єси* вселенній, святий, молитвами твоїми до Бога.* Тому й оспівуємо тебе днесь,* мученику богомудрий, Ісидоре преславний.</w:t>
+          <w:color w:val="FF4400"/>
+          <w:sz w:val="24"/>
+        </w:rPr>
+        <w:t>Кондак (г. 6):</w:t>
+      </w:r>
+      <w:r>
+        <w:rPr>
+          <w:rFonts w:ascii="Times New Roman" w:hAnsi="Times New Roman"/>
+          <w:color w:val="333333"/>
+          <w:sz w:val="24"/>
+        </w:rPr>
+        <w:t xml:space="preserve"> Сповнивши промисел щодо нас* і те, що на землі, з’єднавши з небесним,* вознісся Ти у славі, Христе Боже наш,* ніяк не відлучаючись, але невідступно перебуваючи,* Ти кличеш до тих, що люблять Тебе:* Я з вами і ніхто проти вас.</w:t>
       </w:r>
     </w:p>
     <w:p>
@@ -7156,28 +7179,50 @@
         <w:rPr>
           <w:rFonts w:ascii="Times New Roman" w:hAnsi="Times New Roman"/>
           <w:i/>
-          <w:color w:val="FF0000"/>
-          <w:sz w:val="24"/>
-          <w:highlight w:val="white"/>
+          <w:color w:val="FF4400"/>
+          <w:sz w:val="24"/>
         </w:rPr>
         <w:t>Тропар (г. 4):</w:t>
       </w:r>
       <w:r>
         <w:rPr>
           <w:rFonts w:ascii="Times New Roman" w:hAnsi="Times New Roman"/>
-          <w:color w:val="FF0000"/>
-          <w:sz w:val="24"/>
-          <w:highlight w:val="white"/>
-        </w:rPr>
-        <w:t xml:space="preserve"> </w:t>
-      </w:r>
-      <w:r>
-        <w:rPr>
-          <w:rFonts w:ascii="Times New Roman" w:hAnsi="Times New Roman"/>
-          <w:sz w:val="24"/>
-          <w:highlight w:val="white"/>
-        </w:rPr>
-        <w:t>Мученик Твій, Господи, Ісидор,* у стражданнях своїх прийняв вінці нетлінні від тебе, Бога нашого.* Мавши бо кріпость твою, мучителів подолав,* сокрушив і демонів зухвальства безсильні.* Його молитвами спаси душі наші.</w:t>
+          <w:color w:val="333333"/>
+          <w:sz w:val="24"/>
+        </w:rPr>
+        <w:t xml:space="preserve"> Вознісся Ти у славі, Христе Боже наш,* радість сотворивши ученикам </w:t>
+      </w:r>
+      <w:r>
+        <w:rPr>
+          <w:rFonts w:ascii="Times New Roman" w:hAnsi="Times New Roman"/>
+          <w:color w:val="333333"/>
+          <w:sz w:val="24"/>
+        </w:rPr>
+        <w:t>обітуванням</w:t>
+      </w:r>
+      <w:r>
+        <w:rPr>
+          <w:rFonts w:ascii="Times New Roman" w:hAnsi="Times New Roman"/>
+          <w:color w:val="333333"/>
+          <w:sz w:val="24"/>
+        </w:rPr>
+        <w:t xml:space="preserve"> Святого Духа,* утвердивши їх благословенням,* бо Ти єси Син Божий, </w:t>
+      </w:r>
+      <w:r>
+        <w:rPr>
+          <w:rFonts w:ascii="Times New Roman" w:hAnsi="Times New Roman"/>
+          <w:color w:val="333333"/>
+          <w:sz w:val="24"/>
+        </w:rPr>
+        <w:t>ізбавитель</w:t>
+      </w:r>
+      <w:r>
+        <w:rPr>
+          <w:rFonts w:ascii="Times New Roman" w:hAnsi="Times New Roman"/>
+          <w:color w:val="333333"/>
+          <w:sz w:val="24"/>
+        </w:rPr>
+        <w:t xml:space="preserve"> світу.</w:t>
       </w:r>
     </w:p>
     <w:p>
@@ -7669,17 +7714,18 @@
         <w:rPr>
           <w:rFonts w:ascii="Times New Roman" w:hAnsi="Times New Roman"/>
           <w:i/>
-          <w:color w:val="FF0000"/>
-          <w:sz w:val="24"/>
-        </w:rPr>
-        <w:t>Кондак (г. 4):</w:t>
-      </w:r>
-      <w:r>
-        <w:rPr>
-          <w:rFonts w:ascii="Times New Roman" w:hAnsi="Times New Roman"/>
-          <w:sz w:val="24"/>
-        </w:rPr>
-        <w:t xml:space="preserve"> Управителем превеликим явився єси* вселенній, святий, молитвами твоїми до Бога.* Тому й оспівуємо тебе днесь,* мученику богомудрий, Ісидоре преславний.</w:t>
+          <w:color w:val="FF4400"/>
+          <w:sz w:val="24"/>
+        </w:rPr>
+        <w:t>Кондак (г. 6):</w:t>
+      </w:r>
+      <w:r>
+        <w:rPr>
+          <w:rFonts w:ascii="Times New Roman" w:hAnsi="Times New Roman"/>
+          <w:color w:val="333333"/>
+          <w:sz w:val="24"/>
+        </w:rPr>
+        <w:t xml:space="preserve"> Сповнивши промисел щодо нас* і те, що на землі, з’єднавши з небесним,* вознісся Ти у славі, Христе Боже наш,* ніяк не відлучаючись, але невідступно перебуваючи,* Ти кличеш до тих, що люблять Тебе:* Я з вами і ніхто проти вас.</w:t>
       </w:r>
     </w:p>
     <w:p>
